--- a/W01_Explain_Version_Control_ Jimenez.docx
+++ b/W01_Explain_Version_Control_ Jimenez.docx
@@ -60,19 +60,43 @@
         </w:rPr>
         <w:t xml:space="preserve">9 </w:t>
       </w:r>
-      <w:proofErr w:type="gramStart"/>
-      <w:r>
-        <w:rPr>
-          <w:rFonts w:ascii="Times New Roman" w:hAnsi="Times New Roman" w:cs="Times New Roman"/>
-        </w:rPr>
-        <w:t>March,</w:t>
-      </w:r>
-      <w:proofErr w:type="gramEnd"/>
-      <w:r>
-        <w:rPr>
-          <w:rFonts w:ascii="Times New Roman" w:hAnsi="Times New Roman" w:cs="Times New Roman"/>
-        </w:rPr>
-        <w:t xml:space="preserve"> 2026</w:t>
+      <w:r>
+        <w:rPr>
+          <w:rFonts w:ascii="Times New Roman" w:hAnsi="Times New Roman" w:cs="Times New Roman"/>
+        </w:rPr>
+        <w:t>March</w:t>
+      </w:r>
+      <w:r>
+        <w:rPr>
+          <w:rFonts w:ascii="Times New Roman" w:hAnsi="Times New Roman" w:cs="Times New Roman"/>
+        </w:rPr>
+        <w:t xml:space="preserve"> </w:t>
+      </w:r>
+    </w:p>
+    <w:p>
+      <w:pPr>
+        <w:rPr>
+          <w:rFonts w:ascii="Times New Roman" w:hAnsi="Times New Roman" w:cs="Times New Roman"/>
+        </w:rPr>
+      </w:pPr>
+      <w:r>
+        <w:rPr>
+          <w:rFonts w:ascii="Times New Roman" w:hAnsi="Times New Roman" w:cs="Times New Roman"/>
+        </w:rPr>
+        <w:t xml:space="preserve"> -</w:t>
+      </w:r>
+    </w:p>
+    <w:p>
+      <w:pPr>
+        <w:rPr>
+          <w:rFonts w:ascii="Times New Roman" w:hAnsi="Times New Roman" w:cs="Times New Roman"/>
+        </w:rPr>
+      </w:pPr>
+      <w:r>
+        <w:rPr>
+          <w:rFonts w:ascii="Times New Roman" w:hAnsi="Times New Roman" w:cs="Times New Roman"/>
+        </w:rPr>
+        <w:t>2026</w:t>
       </w:r>
     </w:p>
     <w:p>
@@ -107,309 +131,79 @@
         <w:rPr>
           <w:rFonts w:ascii="Times New Roman" w:hAnsi="Times New Roman" w:cs="Times New Roman"/>
         </w:rPr>
-        <w:t xml:space="preserve">Version control is very important to develop programs, </w:t>
-      </w:r>
-      <w:proofErr w:type="gramStart"/>
-      <w:r>
-        <w:rPr>
-          <w:rFonts w:ascii="Times New Roman" w:hAnsi="Times New Roman" w:cs="Times New Roman"/>
-        </w:rPr>
-        <w:t>bots</w:t>
-      </w:r>
-      <w:proofErr w:type="gramEnd"/>
-      <w:r>
-        <w:rPr>
-          <w:rFonts w:ascii="Times New Roman" w:hAnsi="Times New Roman" w:cs="Times New Roman"/>
-        </w:rPr>
-        <w:t xml:space="preserve">, pages or other systems currently in production, or live </w:t>
-      </w:r>
-      <w:r>
-        <w:rPr>
-          <w:rFonts w:ascii="Times New Roman" w:hAnsi="Times New Roman" w:cs="Times New Roman"/>
-        </w:rPr>
-        <w:t>environments</w:t>
-      </w:r>
-      <w:r>
-        <w:rPr>
-          <w:rFonts w:ascii="Times New Roman" w:hAnsi="Times New Roman" w:cs="Times New Roman"/>
-        </w:rPr>
-        <w:t>.</w:t>
-      </w:r>
-    </w:p>
-    <w:p>
-      <w:pPr>
-        <w:rPr>
-          <w:rFonts w:ascii="Times New Roman" w:hAnsi="Times New Roman" w:cs="Times New Roman"/>
-        </w:rPr>
-      </w:pPr>
-      <w:r>
-        <w:rPr>
-          <w:rFonts w:ascii="Times New Roman" w:hAnsi="Times New Roman" w:cs="Times New Roman"/>
-        </w:rPr>
-        <w:t xml:space="preserve">In my job we use Bot templates, and we use a bot that with Python and Selenium, check some web service, or app (with </w:t>
-      </w:r>
-      <w:r>
-        <w:rPr>
-          <w:rFonts w:ascii="Times New Roman" w:hAnsi="Times New Roman" w:cs="Times New Roman"/>
-        </w:rPr>
-        <w:t>Appium</w:t>
-      </w:r>
-      <w:r>
-        <w:rPr>
-          <w:rFonts w:ascii="Times New Roman" w:hAnsi="Times New Roman" w:cs="Times New Roman"/>
-        </w:rPr>
-        <w:t>)</w:t>
-      </w:r>
-    </w:p>
-    <w:p>
-      <w:pPr>
-        <w:rPr>
-          <w:rFonts w:ascii="Times New Roman" w:hAnsi="Times New Roman" w:cs="Times New Roman"/>
-        </w:rPr>
-      </w:pPr>
-      <w:r>
-        <w:rPr>
-          <w:rFonts w:ascii="Times New Roman" w:hAnsi="Times New Roman" w:cs="Times New Roman"/>
-        </w:rPr>
-        <w:t xml:space="preserve">Every bot has steps, and the customers that are usually Banks, they do </w:t>
-      </w:r>
-      <w:r>
-        <w:rPr>
-          <w:rFonts w:ascii="Times New Roman" w:hAnsi="Times New Roman" w:cs="Times New Roman"/>
-        </w:rPr>
-        <w:t>change</w:t>
-      </w:r>
-      <w:r>
-        <w:rPr>
-          <w:rFonts w:ascii="Times New Roman" w:hAnsi="Times New Roman" w:cs="Times New Roman"/>
-        </w:rPr>
-        <w:t xml:space="preserve"> once a month or a week. </w:t>
-      </w:r>
-    </w:p>
-    <w:p>
-      <w:pPr>
-        <w:rPr>
-          <w:rFonts w:ascii="Times New Roman" w:hAnsi="Times New Roman" w:cs="Times New Roman"/>
-        </w:rPr>
-      </w:pPr>
-      <w:r>
-        <w:rPr>
-          <w:rFonts w:ascii="Times New Roman" w:hAnsi="Times New Roman" w:cs="Times New Roman"/>
-        </w:rPr>
-        <w:t xml:space="preserve">In the most complex cases we </w:t>
-      </w:r>
-      <w:r>
-        <w:rPr>
-          <w:rFonts w:ascii="Times New Roman" w:hAnsi="Times New Roman" w:cs="Times New Roman"/>
-        </w:rPr>
-        <w:t>collaborate</w:t>
-      </w:r>
-      <w:r>
-        <w:rPr>
-          <w:rFonts w:ascii="Times New Roman" w:hAnsi="Times New Roman" w:cs="Times New Roman"/>
-        </w:rPr>
-        <w:t xml:space="preserve"> with a </w:t>
-      </w:r>
-      <w:r>
-        <w:rPr>
-          <w:rFonts w:ascii="Times New Roman" w:hAnsi="Times New Roman" w:cs="Times New Roman"/>
-        </w:rPr>
-        <w:t>full-time</w:t>
-      </w:r>
-      <w:r>
-        <w:rPr>
-          <w:rFonts w:ascii="Times New Roman" w:hAnsi="Times New Roman" w:cs="Times New Roman"/>
-        </w:rPr>
-        <w:t xml:space="preserve"> programmer (my position is mixed with It support roles and </w:t>
-      </w:r>
-      <w:proofErr w:type="gramStart"/>
-      <w:r>
-        <w:rPr>
-          <w:rFonts w:ascii="Times New Roman" w:hAnsi="Times New Roman" w:cs="Times New Roman"/>
-        </w:rPr>
-        <w:t>a some</w:t>
-      </w:r>
-      <w:proofErr w:type="gramEnd"/>
-      <w:r>
-        <w:rPr>
-          <w:rFonts w:ascii="Times New Roman" w:hAnsi="Times New Roman" w:cs="Times New Roman"/>
-        </w:rPr>
-        <w:t xml:space="preserve"> coding), and we use a </w:t>
-      </w:r>
-      <w:r>
-        <w:rPr>
-          <w:rFonts w:ascii="Times New Roman" w:hAnsi="Times New Roman" w:cs="Times New Roman"/>
-        </w:rPr>
-        <w:t>proprietary</w:t>
-      </w:r>
-      <w:r>
-        <w:rPr>
-          <w:rFonts w:ascii="Times New Roman" w:hAnsi="Times New Roman" w:cs="Times New Roman"/>
-        </w:rPr>
-        <w:t xml:space="preserve"> Version Control that allow us to see every change, who made it, and with what purpose.</w:t>
-      </w:r>
-    </w:p>
-    <w:p>
-      <w:pPr>
-        <w:rPr>
-          <w:rFonts w:ascii="Times New Roman" w:hAnsi="Times New Roman" w:cs="Times New Roman"/>
-        </w:rPr>
-      </w:pPr>
-    </w:p>
-    <w:p>
-      <w:pPr>
-        <w:rPr>
-          <w:rFonts w:ascii="Times New Roman" w:hAnsi="Times New Roman" w:cs="Times New Roman"/>
-        </w:rPr>
-      </w:pPr>
-      <w:r>
-        <w:rPr>
-          <w:rFonts w:ascii="Times New Roman" w:hAnsi="Times New Roman" w:cs="Times New Roman"/>
-        </w:rPr>
-        <w:t xml:space="preserve">We share </w:t>
-      </w:r>
-      <w:proofErr w:type="gramStart"/>
-      <w:r>
-        <w:rPr>
-          <w:rFonts w:ascii="Times New Roman" w:hAnsi="Times New Roman" w:cs="Times New Roman"/>
-        </w:rPr>
-        <w:t>all the time tricks</w:t>
-      </w:r>
-      <w:proofErr w:type="gramEnd"/>
-      <w:r>
-        <w:rPr>
-          <w:rFonts w:ascii="Times New Roman" w:hAnsi="Times New Roman" w:cs="Times New Roman"/>
-        </w:rPr>
-        <w:t xml:space="preserve">, nice </w:t>
-      </w:r>
-      <w:proofErr w:type="gramStart"/>
-      <w:r>
-        <w:rPr>
-          <w:rFonts w:ascii="Times New Roman" w:hAnsi="Times New Roman" w:cs="Times New Roman"/>
-        </w:rPr>
-        <w:t>piece</w:t>
-      </w:r>
-      <w:proofErr w:type="gramEnd"/>
-      <w:r>
-        <w:rPr>
-          <w:rFonts w:ascii="Times New Roman" w:hAnsi="Times New Roman" w:cs="Times New Roman"/>
-        </w:rPr>
-        <w:t xml:space="preserve"> of code that we discover, and we test them in other </w:t>
-      </w:r>
-      <w:r>
-        <w:rPr>
-          <w:rFonts w:ascii="Times New Roman" w:hAnsi="Times New Roman" w:cs="Times New Roman"/>
-        </w:rPr>
-        <w:t>environments</w:t>
-      </w:r>
-      <w:r>
-        <w:rPr>
-          <w:rFonts w:ascii="Times New Roman" w:hAnsi="Times New Roman" w:cs="Times New Roman"/>
-        </w:rPr>
-        <w:t>.</w:t>
-      </w:r>
-    </w:p>
-    <w:p>
-      <w:pPr>
-        <w:rPr>
-          <w:rFonts w:ascii="Times New Roman" w:hAnsi="Times New Roman" w:cs="Times New Roman"/>
-        </w:rPr>
-      </w:pPr>
-      <w:r>
-        <w:rPr>
-          <w:rFonts w:ascii="Times New Roman" w:hAnsi="Times New Roman" w:cs="Times New Roman"/>
-        </w:rPr>
-        <w:t xml:space="preserve">This Control Version is mandatory </w:t>
-      </w:r>
-      <w:proofErr w:type="gramStart"/>
-      <w:r>
-        <w:rPr>
-          <w:rFonts w:ascii="Times New Roman" w:hAnsi="Times New Roman" w:cs="Times New Roman"/>
-        </w:rPr>
-        <w:t>in order to</w:t>
-      </w:r>
-      <w:proofErr w:type="gramEnd"/>
-      <w:r>
-        <w:rPr>
-          <w:rFonts w:ascii="Times New Roman" w:hAnsi="Times New Roman" w:cs="Times New Roman"/>
-        </w:rPr>
-        <w:t xml:space="preserve"> avoid losing data, changes, and to have the ability to roll back, if something goes wrong, </w:t>
-      </w:r>
-      <w:proofErr w:type="gramStart"/>
-      <w:r>
-        <w:rPr>
-          <w:rFonts w:ascii="Times New Roman" w:hAnsi="Times New Roman" w:cs="Times New Roman"/>
-        </w:rPr>
-        <w:t>and also</w:t>
-      </w:r>
-      <w:proofErr w:type="gramEnd"/>
-      <w:r>
-        <w:rPr>
-          <w:rFonts w:ascii="Times New Roman" w:hAnsi="Times New Roman" w:cs="Times New Roman"/>
-        </w:rPr>
-        <w:t xml:space="preserve"> allow us to correlate </w:t>
-      </w:r>
-      <w:proofErr w:type="gramStart"/>
-      <w:r>
-        <w:rPr>
-          <w:rFonts w:ascii="Times New Roman" w:hAnsi="Times New Roman" w:cs="Times New Roman"/>
-        </w:rPr>
-        <w:t>that</w:t>
-      </w:r>
-      <w:proofErr w:type="gramEnd"/>
-      <w:r>
-        <w:rPr>
-          <w:rFonts w:ascii="Times New Roman" w:hAnsi="Times New Roman" w:cs="Times New Roman"/>
-        </w:rPr>
-        <w:t xml:space="preserve"> changes in the scripts of the bots, with the </w:t>
-      </w:r>
-      <w:r>
-        <w:rPr>
-          <w:rFonts w:ascii="Times New Roman" w:hAnsi="Times New Roman" w:cs="Times New Roman"/>
-        </w:rPr>
-        <w:t>requirements</w:t>
-      </w:r>
-      <w:r>
-        <w:rPr>
-          <w:rFonts w:ascii="Times New Roman" w:hAnsi="Times New Roman" w:cs="Times New Roman"/>
-        </w:rPr>
-        <w:t xml:space="preserve"> or alerts </w:t>
-      </w:r>
-      <w:proofErr w:type="spellStart"/>
-      <w:proofErr w:type="gramStart"/>
-      <w:r>
-        <w:rPr>
-          <w:rFonts w:ascii="Times New Roman" w:hAnsi="Times New Roman" w:cs="Times New Roman"/>
-        </w:rPr>
-        <w:t>o</w:t>
-      </w:r>
-      <w:proofErr w:type="spellEnd"/>
-      <w:r>
-        <w:rPr>
-          <w:rFonts w:ascii="Times New Roman" w:hAnsi="Times New Roman" w:cs="Times New Roman"/>
-        </w:rPr>
-        <w:t xml:space="preserve"> events</w:t>
-      </w:r>
-      <w:proofErr w:type="gramEnd"/>
-      <w:r>
-        <w:rPr>
-          <w:rFonts w:ascii="Times New Roman" w:hAnsi="Times New Roman" w:cs="Times New Roman"/>
-        </w:rPr>
-        <w:t xml:space="preserve"> that our customers </w:t>
-      </w:r>
-      <w:proofErr w:type="gramStart"/>
-      <w:r>
-        <w:rPr>
-          <w:rFonts w:ascii="Times New Roman" w:hAnsi="Times New Roman" w:cs="Times New Roman"/>
-        </w:rPr>
-        <w:t>has</w:t>
-      </w:r>
-      <w:proofErr w:type="gramEnd"/>
-      <w:r>
-        <w:rPr>
-          <w:rFonts w:ascii="Times New Roman" w:hAnsi="Times New Roman" w:cs="Times New Roman"/>
-        </w:rPr>
-        <w:t xml:space="preserve"> suffered. </w:t>
+        <w:t>Version control is very important to develop programs, bots, pages or other systems currently in production, or live environments.</w:t>
+      </w:r>
+    </w:p>
+    <w:p>
+      <w:pPr>
+        <w:rPr>
+          <w:rFonts w:ascii="Times New Roman" w:hAnsi="Times New Roman" w:cs="Times New Roman"/>
+        </w:rPr>
+      </w:pPr>
+      <w:r>
+        <w:rPr>
+          <w:rFonts w:ascii="Times New Roman" w:hAnsi="Times New Roman" w:cs="Times New Roman"/>
+        </w:rPr>
+        <w:t>In my job we use Bot templates, and we use a bot that with Python and Selenium, check some web service, or app (with Appium)</w:t>
+      </w:r>
+    </w:p>
+    <w:p>
+      <w:pPr>
+        <w:rPr>
+          <w:rFonts w:ascii="Times New Roman" w:hAnsi="Times New Roman" w:cs="Times New Roman"/>
+        </w:rPr>
+      </w:pPr>
+      <w:r>
+        <w:rPr>
+          <w:rFonts w:ascii="Times New Roman" w:hAnsi="Times New Roman" w:cs="Times New Roman"/>
+        </w:rPr>
+        <w:t xml:space="preserve">Every bot has steps, and the customers that are usually Banks, they do change once a month or a week. </w:t>
+      </w:r>
+    </w:p>
+    <w:p>
+      <w:pPr>
+        <w:rPr>
+          <w:rFonts w:ascii="Times New Roman" w:hAnsi="Times New Roman" w:cs="Times New Roman"/>
+        </w:rPr>
+      </w:pPr>
+      <w:r>
+        <w:rPr>
+          <w:rFonts w:ascii="Times New Roman" w:hAnsi="Times New Roman" w:cs="Times New Roman"/>
+        </w:rPr>
+        <w:t>In the most complex cases we collaborate with a full-time programmer (my position is mixed with It support roles and a some coding), and we use a proprietary Version Control that allow us to see every change, who made it, and with what purpose.</w:t>
+      </w:r>
+    </w:p>
+    <w:p>
+      <w:pPr>
+        <w:rPr>
+          <w:rFonts w:ascii="Times New Roman" w:hAnsi="Times New Roman" w:cs="Times New Roman"/>
+        </w:rPr>
+      </w:pPr>
+    </w:p>
+    <w:p>
+      <w:pPr>
+        <w:rPr>
+          <w:rFonts w:ascii="Times New Roman" w:hAnsi="Times New Roman" w:cs="Times New Roman"/>
+        </w:rPr>
+      </w:pPr>
+      <w:r>
+        <w:rPr>
+          <w:rFonts w:ascii="Times New Roman" w:hAnsi="Times New Roman" w:cs="Times New Roman"/>
+        </w:rPr>
+        <w:t>We share all the time tricks, nice piece of code that we discover, and we test them in other environments.</w:t>
+      </w:r>
+    </w:p>
+    <w:p>
+      <w:pPr>
+        <w:rPr>
+          <w:rFonts w:ascii="Times New Roman" w:hAnsi="Times New Roman" w:cs="Times New Roman"/>
+        </w:rPr>
+      </w:pPr>
+      <w:r>
+        <w:rPr>
+          <w:rFonts w:ascii="Times New Roman" w:hAnsi="Times New Roman" w:cs="Times New Roman"/>
+        </w:rPr>
+        <w:t xml:space="preserve">This Control Version is mandatory in order to avoid losing data, changes, and to have the ability to roll back, if something goes wrong, and also allow us to correlate that changes in the scripts of the bots, with the requirements or alerts o events that our customers has suffered. </w:t>
       </w:r>
     </w:p>
     <w:p>
@@ -441,138 +235,47 @@
         <w:rPr>
           <w:rFonts w:ascii="Times New Roman" w:hAnsi="Times New Roman" w:cs="Times New Roman"/>
         </w:rPr>
-        <w:t xml:space="preserve">1 releases a new version of their banking app. I </w:t>
-      </w:r>
-      <w:proofErr w:type="gramStart"/>
-      <w:r>
-        <w:rPr>
-          <w:rFonts w:ascii="Times New Roman" w:hAnsi="Times New Roman" w:cs="Times New Roman"/>
-        </w:rPr>
-        <w:t>did</w:t>
-      </w:r>
-      <w:proofErr w:type="gramEnd"/>
-      <w:r>
-        <w:rPr>
-          <w:rFonts w:ascii="Times New Roman" w:hAnsi="Times New Roman" w:cs="Times New Roman"/>
-        </w:rPr>
-        <w:t xml:space="preserve"> the changes on the code, according to the new UI of the App, then I tested </w:t>
-      </w:r>
-      <w:r>
-        <w:rPr>
-          <w:rFonts w:ascii="Times New Roman" w:hAnsi="Times New Roman" w:cs="Times New Roman"/>
-        </w:rPr>
-        <w:t>locally</w:t>
-      </w:r>
-      <w:r>
-        <w:rPr>
-          <w:rFonts w:ascii="Times New Roman" w:hAnsi="Times New Roman" w:cs="Times New Roman"/>
-        </w:rPr>
-        <w:t xml:space="preserve">, and </w:t>
-      </w:r>
-      <w:proofErr w:type="gramStart"/>
-      <w:r>
-        <w:rPr>
-          <w:rFonts w:ascii="Times New Roman" w:hAnsi="Times New Roman" w:cs="Times New Roman"/>
-        </w:rPr>
-        <w:t>once</w:t>
-      </w:r>
-      <w:proofErr w:type="gramEnd"/>
-      <w:r>
-        <w:rPr>
-          <w:rFonts w:ascii="Times New Roman" w:hAnsi="Times New Roman" w:cs="Times New Roman"/>
-        </w:rPr>
-        <w:t xml:space="preserve"> is working, I </w:t>
-      </w:r>
-      <w:proofErr w:type="gramStart"/>
-      <w:r>
-        <w:rPr>
-          <w:rFonts w:ascii="Times New Roman" w:hAnsi="Times New Roman" w:cs="Times New Roman"/>
-        </w:rPr>
-        <w:t>push</w:t>
-      </w:r>
-      <w:proofErr w:type="gramEnd"/>
-      <w:r>
-        <w:rPr>
-          <w:rFonts w:ascii="Times New Roman" w:hAnsi="Times New Roman" w:cs="Times New Roman"/>
-        </w:rPr>
-        <w:t xml:space="preserve"> the changes and </w:t>
-      </w:r>
-      <w:r>
-        <w:rPr>
-          <w:rFonts w:ascii="Times New Roman" w:hAnsi="Times New Roman" w:cs="Times New Roman"/>
-        </w:rPr>
-        <w:t>started</w:t>
-      </w:r>
-      <w:r>
-        <w:rPr>
-          <w:rFonts w:ascii="Times New Roman" w:hAnsi="Times New Roman" w:cs="Times New Roman"/>
-        </w:rPr>
-        <w:t xml:space="preserve"> watching the behavior of the service. </w:t>
-      </w:r>
-    </w:p>
-    <w:p>
-      <w:pPr>
-        <w:rPr>
-          <w:rFonts w:ascii="Times New Roman" w:hAnsi="Times New Roman" w:cs="Times New Roman"/>
-        </w:rPr>
-      </w:pPr>
-      <w:r>
-        <w:rPr>
-          <w:rFonts w:ascii="Times New Roman" w:hAnsi="Times New Roman" w:cs="Times New Roman"/>
-        </w:rPr>
-        <w:t xml:space="preserve">Suddenly the app start malfunctioning for some users, and the new versions shows unstable, and then I had a quick meeting with the </w:t>
-      </w:r>
-      <w:r>
-        <w:rPr>
-          <w:rFonts w:ascii="Times New Roman" w:hAnsi="Times New Roman" w:cs="Times New Roman"/>
-        </w:rPr>
-        <w:t>Bank,</w:t>
-      </w:r>
-      <w:r>
-        <w:rPr>
-          <w:rFonts w:ascii="Times New Roman" w:hAnsi="Times New Roman" w:cs="Times New Roman"/>
-        </w:rPr>
-        <w:t xml:space="preserve"> and they inform a roll back, to the previous version, and with the control version we use, with a few clicks we just deploy the previous one and everything goes stable again.</w:t>
-      </w:r>
-    </w:p>
-    <w:p>
-      <w:pPr>
-        <w:rPr>
-          <w:rFonts w:ascii="Times New Roman" w:hAnsi="Times New Roman" w:cs="Times New Roman"/>
-        </w:rPr>
-      </w:pPr>
-    </w:p>
-    <w:p>
-      <w:pPr>
-        <w:rPr>
-          <w:rFonts w:ascii="Times New Roman" w:hAnsi="Times New Roman" w:cs="Times New Roman"/>
-        </w:rPr>
-      </w:pPr>
-    </w:p>
-    <w:p>
-      <w:pPr>
-        <w:rPr>
-          <w:rFonts w:ascii="Times New Roman" w:hAnsi="Times New Roman" w:cs="Times New Roman"/>
-        </w:rPr>
-      </w:pPr>
-      <w:r>
-        <w:rPr>
-          <w:rFonts w:ascii="Times New Roman" w:hAnsi="Times New Roman" w:cs="Times New Roman"/>
-        </w:rPr>
-        <w:lastRenderedPageBreak/>
-        <w:t xml:space="preserve">I use Linux on my Job, and I like that GIT is so much related, so on my </w:t>
-      </w:r>
-      <w:r>
-        <w:rPr>
-          <w:rFonts w:ascii="Times New Roman" w:hAnsi="Times New Roman" w:cs="Times New Roman"/>
-        </w:rPr>
-        <w:t>laptop</w:t>
-      </w:r>
-      <w:r>
-        <w:rPr>
-          <w:rFonts w:ascii="Times New Roman" w:hAnsi="Times New Roman" w:cs="Times New Roman"/>
-        </w:rPr>
-        <w:t xml:space="preserve"> with </w:t>
+        <w:t xml:space="preserve">1 releases a new version of their banking app. I did the changes on the code, according to the new UI of the App, then I tested locally, and once is working, I push the changes and started watching the behavior of the service. </w:t>
+      </w:r>
+    </w:p>
+    <w:p>
+      <w:pPr>
+        <w:rPr>
+          <w:rFonts w:ascii="Times New Roman" w:hAnsi="Times New Roman" w:cs="Times New Roman"/>
+        </w:rPr>
+      </w:pPr>
+      <w:r>
+        <w:rPr>
+          <w:rFonts w:ascii="Times New Roman" w:hAnsi="Times New Roman" w:cs="Times New Roman"/>
+        </w:rPr>
+        <w:t>Suddenly the app start malfunctioning for some users, and the new versions shows unstable, and then I had a quick meeting with the Bank, and they inform a roll back, to the previous version, and with the control version we use, with a few clicks we just deploy the previous one and everything goes stable again.</w:t>
+      </w:r>
+    </w:p>
+    <w:p>
+      <w:pPr>
+        <w:rPr>
+          <w:rFonts w:ascii="Times New Roman" w:hAnsi="Times New Roman" w:cs="Times New Roman"/>
+        </w:rPr>
+      </w:pPr>
+    </w:p>
+    <w:p>
+      <w:pPr>
+        <w:rPr>
+          <w:rFonts w:ascii="Times New Roman" w:hAnsi="Times New Roman" w:cs="Times New Roman"/>
+        </w:rPr>
+      </w:pPr>
+    </w:p>
+    <w:p>
+      <w:pPr>
+        <w:rPr>
+          <w:rFonts w:ascii="Times New Roman" w:hAnsi="Times New Roman" w:cs="Times New Roman"/>
+        </w:rPr>
+      </w:pPr>
+      <w:r>
+        <w:rPr>
+          <w:rFonts w:ascii="Times New Roman" w:hAnsi="Times New Roman" w:cs="Times New Roman"/>
+        </w:rPr>
+        <w:t xml:space="preserve">I use Linux on my Job, and I like that GIT is so much related, so on my laptop with </w:t>
       </w:r>
       <w:r>
         <w:rPr>
@@ -586,7 +289,6 @@
         </w:rPr>
         <w:t xml:space="preserve">indows </w:t>
       </w:r>
-      <w:proofErr w:type="gramStart"/>
       <w:r>
         <w:rPr>
           <w:rFonts w:ascii="Times New Roman" w:hAnsi="Times New Roman" w:cs="Times New Roman"/>
@@ -597,60 +299,27 @@
         <w:rPr>
           <w:rFonts w:ascii="Times New Roman" w:hAnsi="Times New Roman" w:cs="Times New Roman"/>
         </w:rPr>
-        <w:t xml:space="preserve"> when</w:t>
-      </w:r>
-      <w:proofErr w:type="gramEnd"/>
-      <w:r>
-        <w:rPr>
-          <w:rFonts w:ascii="Times New Roman" w:hAnsi="Times New Roman" w:cs="Times New Roman"/>
-        </w:rPr>
-        <w:t xml:space="preserve"> I used Git, is kind of familiar. </w:t>
-      </w:r>
-    </w:p>
-    <w:p>
-      <w:pPr>
-        <w:rPr>
-          <w:rFonts w:ascii="Times New Roman" w:hAnsi="Times New Roman" w:cs="Times New Roman"/>
-        </w:rPr>
-      </w:pPr>
-    </w:p>
-    <w:p>
-      <w:pPr>
-        <w:rPr>
-          <w:rFonts w:ascii="Times New Roman" w:hAnsi="Times New Roman" w:cs="Times New Roman"/>
-        </w:rPr>
-      </w:pPr>
-      <w:r>
-        <w:rPr>
-          <w:rFonts w:ascii="Times New Roman" w:hAnsi="Times New Roman" w:cs="Times New Roman"/>
-        </w:rPr>
-        <w:t xml:space="preserve">An example of local commits </w:t>
-      </w:r>
-      <w:r>
-        <w:rPr>
-          <w:rFonts w:ascii="Times New Roman" w:hAnsi="Times New Roman" w:cs="Times New Roman"/>
-        </w:rPr>
-        <w:t>to</w:t>
-      </w:r>
-      <w:r>
-        <w:rPr>
-          <w:rFonts w:ascii="Times New Roman" w:hAnsi="Times New Roman" w:cs="Times New Roman"/>
-        </w:rPr>
-        <w:t xml:space="preserve"> change from the new version of a bot to the older one: </w:t>
-      </w:r>
-      <w:proofErr w:type="gramStart"/>
-      <w:r>
-        <w:rPr>
-          <w:rFonts w:ascii="Times New Roman" w:hAnsi="Times New Roman" w:cs="Times New Roman"/>
-        </w:rPr>
-        <w:t>git</w:t>
-      </w:r>
-      <w:proofErr w:type="gramEnd"/>
-      <w:r>
-        <w:rPr>
-          <w:rFonts w:ascii="Times New Roman" w:hAnsi="Times New Roman" w:cs="Times New Roman"/>
-        </w:rPr>
-        <w:t xml:space="preserve"> switch branch-name: </w:t>
+        <w:t xml:space="preserve"> when I used Git, is kind of familiar. </w:t>
+      </w:r>
+    </w:p>
+    <w:p>
+      <w:pPr>
+        <w:rPr>
+          <w:rFonts w:ascii="Times New Roman" w:hAnsi="Times New Roman" w:cs="Times New Roman"/>
+        </w:rPr>
+      </w:pPr>
+    </w:p>
+    <w:p>
+      <w:pPr>
+        <w:rPr>
+          <w:rFonts w:ascii="Times New Roman" w:hAnsi="Times New Roman" w:cs="Times New Roman"/>
+        </w:rPr>
+      </w:pPr>
+      <w:r>
+        <w:rPr>
+          <w:rFonts w:ascii="Times New Roman" w:hAnsi="Times New Roman" w:cs="Times New Roman"/>
+        </w:rPr>
+        <w:t xml:space="preserve">An example of local commits to change from the new version of a bot to the older one: git switch branch-name: </w:t>
       </w:r>
     </w:p>
     <w:p>
@@ -704,43 +373,7 @@
         <w:rPr>
           <w:rFonts w:ascii="Times New Roman" w:hAnsi="Times New Roman" w:cs="Times New Roman"/>
         </w:rPr>
-        <w:t xml:space="preserve">We always need to check out because sometimes we </w:t>
-      </w:r>
-      <w:r>
-        <w:rPr>
-          <w:rFonts w:ascii="Times New Roman" w:hAnsi="Times New Roman" w:cs="Times New Roman"/>
-        </w:rPr>
-        <w:t>lose</w:t>
-      </w:r>
-      <w:r>
-        <w:rPr>
-          <w:rFonts w:ascii="Times New Roman" w:hAnsi="Times New Roman" w:cs="Times New Roman"/>
-        </w:rPr>
-        <w:t xml:space="preserve"> connection to the frame, and the change was never </w:t>
-      </w:r>
-      <w:r>
-        <w:rPr>
-          <w:rFonts w:ascii="Times New Roman" w:hAnsi="Times New Roman" w:cs="Times New Roman"/>
-        </w:rPr>
-        <w:t>made,</w:t>
-      </w:r>
-      <w:r>
-        <w:rPr>
-          <w:rFonts w:ascii="Times New Roman" w:hAnsi="Times New Roman" w:cs="Times New Roman"/>
-        </w:rPr>
-        <w:t xml:space="preserve"> and we could </w:t>
-      </w:r>
-      <w:r>
-        <w:rPr>
-          <w:rFonts w:ascii="Times New Roman" w:hAnsi="Times New Roman" w:cs="Times New Roman"/>
-        </w:rPr>
-        <w:t>make</w:t>
-      </w:r>
-      <w:r>
-        <w:rPr>
-          <w:rFonts w:ascii="Times New Roman" w:hAnsi="Times New Roman" w:cs="Times New Roman"/>
-        </w:rPr>
-        <w:t xml:space="preserve"> changes in the main branch that works ok. </w:t>
+        <w:t xml:space="preserve">We always need to check out because sometimes we lose connection to the frame, and the change was never made, and we could make changes in the main branch that works ok. </w:t>
       </w:r>
     </w:p>
     <w:p>
@@ -2014,6 +1647,21 @@
 </file>
 
 <file path=customXml/item1.xml><?xml version="1.0" encoding="utf-8"?>
+<?mso-contentType ?>
+<FormTemplates xmlns="http://schemas.microsoft.com/sharepoint/v3/contenttype/forms">
+  <Display>DocumentLibraryForm</Display>
+  <Edit>DocumentLibraryForm</Edit>
+  <New>DocumentLibraryForm</New>
+</FormTemplates>
+</file>
+
+<file path=customXml/item2.xml><?xml version="1.0" encoding="utf-8"?>
+<p:properties xmlns:p="http://schemas.microsoft.com/office/2006/metadata/properties" xmlns:xsi="http://www.w3.org/2001/XMLSchema-instance" xmlns:pc="http://schemas.microsoft.com/office/infopath/2007/PartnerControls">
+  <documentManagement/>
+</p:properties>
+</file>
+
+<file path=customXml/item3.xml><?xml version="1.0" encoding="utf-8"?>
 <ct:contentTypeSchema xmlns:ct="http://schemas.microsoft.com/office/2006/metadata/contentType" xmlns:ma="http://schemas.microsoft.com/office/2006/metadata/properties/metaAttributes" ct:_="" ma:_="" ma:contentTypeName="Document" ma:contentTypeID="0x0101006F7A0D58A90A764DBA575590C1598F04" ma:contentTypeVersion="5" ma:contentTypeDescription="Create a new document." ma:contentTypeScope="" ma:versionID="06406ad11d3f62512e121b7780758400">
   <xsd:schema xmlns:xsd="http://www.w3.org/2001/XMLSchema" xmlns:xs="http://www.w3.org/2001/XMLSchema" xmlns:p="http://schemas.microsoft.com/office/2006/metadata/properties" xmlns:ns3="0ea3c780-06e6-44e1-a008-6a3eb7211d95" targetNamespace="http://schemas.microsoft.com/office/2006/metadata/properties" ma:root="true" ma:fieldsID="5565470519fc0eb737ee087e4fa86169" ns3:_="">
     <xsd:import namespace="0ea3c780-06e6-44e1-a008-6a3eb7211d95"/>
@@ -2163,22 +1811,24 @@
 </ct:contentTypeSchema>
 </file>
 
-<file path=customXml/item2.xml><?xml version="1.0" encoding="utf-8"?>
-<?mso-contentType ?>
-<FormTemplates xmlns="http://schemas.microsoft.com/sharepoint/v3/contenttype/forms">
-  <Display>DocumentLibraryForm</Display>
-  <Edit>DocumentLibraryForm</Edit>
-  <New>DocumentLibraryForm</New>
-</FormTemplates>
+<file path=customXml/itemProps1.xml><?xml version="1.0" encoding="utf-8"?>
+<ds:datastoreItem xmlns:ds="http://schemas.openxmlformats.org/officeDocument/2006/customXml" ds:itemID="{A1062377-6166-4971-B698-F940BA959756}">
+  <ds:schemaRefs>
+    <ds:schemaRef ds:uri="http://schemas.microsoft.com/sharepoint/v3/contenttype/forms"/>
+  </ds:schemaRefs>
+</ds:datastoreItem>
 </file>
 
-<file path=customXml/item3.xml><?xml version="1.0" encoding="utf-8"?>
-<p:properties xmlns:p="http://schemas.microsoft.com/office/2006/metadata/properties" xmlns:xsi="http://www.w3.org/2001/XMLSchema-instance" xmlns:pc="http://schemas.microsoft.com/office/infopath/2007/PartnerControls">
-  <documentManagement/>
-</p:properties>
+<file path=customXml/itemProps2.xml><?xml version="1.0" encoding="utf-8"?>
+<ds:datastoreItem xmlns:ds="http://schemas.openxmlformats.org/officeDocument/2006/customXml" ds:itemID="{66D12A2B-38E4-40DD-A7FA-18ECE5BDB37A}">
+  <ds:schemaRefs>
+    <ds:schemaRef ds:uri="http://schemas.microsoft.com/office/2006/metadata/properties"/>
+    <ds:schemaRef ds:uri="http://schemas.microsoft.com/office/infopath/2007/PartnerControls"/>
+  </ds:schemaRefs>
+</ds:datastoreItem>
 </file>
 
-<file path=customXml/itemProps1.xml><?xml version="1.0" encoding="utf-8"?>
+<file path=customXml/itemProps3.xml><?xml version="1.0" encoding="utf-8"?>
 <ds:datastoreItem xmlns:ds="http://schemas.openxmlformats.org/officeDocument/2006/customXml" ds:itemID="{363E71A3-A58F-4ADA-9365-5ACD0EDA0032}">
   <ds:schemaRefs>
     <ds:schemaRef ds:uri="http://schemas.microsoft.com/office/2006/metadata/contentType"/>
@@ -2194,28 +1844,4 @@
     <ds:schemaRef ds:uri="http://schemas.microsoft.com/internal/obd"/>
   </ds:schemaRefs>
 </ds:datastoreItem>
-</file>
-
-<file path=customXml/itemProps2.xml><?xml version="1.0" encoding="utf-8"?>
-<ds:datastoreItem xmlns:ds="http://schemas.openxmlformats.org/officeDocument/2006/customXml" ds:itemID="{A1062377-6166-4971-B698-F940BA959756}">
-  <ds:schemaRefs>
-    <ds:schemaRef ds:uri="http://schemas.microsoft.com/sharepoint/v3/contenttype/forms"/>
-  </ds:schemaRefs>
-</ds:datastoreItem>
-</file>
-
-<file path=customXml/itemProps3.xml><?xml version="1.0" encoding="utf-8"?>
-<ds:datastoreItem xmlns:ds="http://schemas.openxmlformats.org/officeDocument/2006/customXml" ds:itemID="{66D12A2B-38E4-40DD-A7FA-18ECE5BDB37A}">
-  <ds:schemaRefs>
-    <ds:schemaRef ds:uri="http://schemas.microsoft.com/office/2006/metadata/properties"/>
-    <ds:schemaRef ds:uri="http://schemas.openxmlformats.org/package/2006/metadata/core-properties"/>
-    <ds:schemaRef ds:uri="http://schemas.microsoft.com/office/2006/documentManagement/types"/>
-    <ds:schemaRef ds:uri="http://purl.org/dc/dcmitype/"/>
-    <ds:schemaRef ds:uri="http://purl.org/dc/terms/"/>
-    <ds:schemaRef ds:uri="http://purl.org/dc/elements/1.1/"/>
-    <ds:schemaRef ds:uri="http://schemas.microsoft.com/office/infopath/2007/PartnerControls"/>
-    <ds:schemaRef ds:uri="0ea3c780-06e6-44e1-a008-6a3eb7211d95"/>
-    <ds:schemaRef ds:uri="http://www.w3.org/XML/1998/namespace"/>
-  </ds:schemaRefs>
-</ds:datastoreItem>
 </file>